--- a/public/templates/forms/A-002-CybersecurityPrivacyPolicy-FORM.docx
+++ b/public/templates/forms/A-002-CybersecurityPrivacyPolicy-FORM.docx
@@ -89,7 +89,7 @@
                 <w:sz w:val="24"/>
                 <w:szCs w:val="24"/>
               </w:rPr>
-              <w:t xml:space="preserve">{agencyName}</w:t>
+              <w:t xml:space="preserve">[Agency Name]</w:t>
             </w:r>
             <w:r>
               <w:rPr>
@@ -113,7 +113,7 @@
                 <w:sz w:val="24"/>
                 <w:szCs w:val="24"/>
               </w:rPr>
-              <w:t xml:space="preserve">{signingOfficialTitle}</w:t>
+              <w:t xml:space="preserve">[signing official / title]</w:t>
             </w:r>
             <w:r>
               <w:rPr>
@@ -154,7 +154,7 @@
                 <w:sz w:val="24"/>
                 <w:szCs w:val="24"/>
               </w:rPr>
-              <w:t xml:space="preserve">{version}    </w:t>
+              <w:t xml:space="preserve">[#]    </w:t>
             </w:r>
             <w:r>
               <w:rPr>
@@ -178,7 +178,7 @@
                 <w:sz w:val="24"/>
                 <w:szCs w:val="24"/>
               </w:rPr>
-              <w:t xml:space="preserve">{effectiveDate}    </w:t>
+              <w:t xml:space="preserve">[Date]    </w:t>
             </w:r>
             <w:r>
               <w:rPr>
@@ -202,7 +202,7 @@
                 <w:sz w:val="24"/>
                 <w:szCs w:val="24"/>
               </w:rPr>
-              <w:t xml:space="preserve">{effectiveDate}</w:t>
+              <w:t xml:space="preserve">[Date]</w:t>
             </w:r>
           </w:p>
           <w:p>
@@ -231,7 +231,7 @@
                 <w:sz w:val="24"/>
                 <w:szCs w:val="24"/>
               </w:rPr>
-              <w:t xml:space="preserve">{directorName}   </w:t>
+              <w:t xml:space="preserve">[Director / Coordinator]   </w:t>
             </w:r>
             <w:r>
               <w:rPr>
@@ -536,7 +536,7 @@
           <w:sz w:val="24"/>
           <w:szCs w:val="24"/>
         </w:rPr>
-        <w:t>This policy is {agencyName}'s top-level governance document for cybersecurity and privacy. It sets the security and privacy controls, responsibilities, and legal commitments that protect the systems and data the Agency uses to receive, process, and dispatch 9-1-1 calls. Every other security and privacy document the Agency maintains operates under this policy and cites it as its parent authority.</w:t>
+        <w:t>This policy is [Agency Name]'s top-level governance document for cybersecurity and privacy. It sets the security and privacy controls, responsibilities, and legal commitments that protect the systems and data the Agency uses to receive, process, and dispatch 9-1-1 calls. Every other security and privacy document the Agency maintains operates under this policy and cites it as its parent authority.</w:t>
       </w:r>
     </w:p>
     <w:p>
@@ -719,7 +719,7 @@
           <w:sz w:val="24"/>
           <w:szCs w:val="24"/>
         </w:rPr>
-        <w:t>{agencyName} operates under the legal and regulatory regimes below. Each carries obligations that this policy applies to the Agency's controls and procedures. Precise section and control references appear in the Source Authority at the end of this document.</w:t>
+        <w:t>[Agency Name] operates under the legal and regulatory regimes below. Each carries obligations that this policy applies to the Agency's controls and procedures. Precise section and control references appear in the Source Authority at the end of this document.</w:t>
       </w:r>
     </w:p>
     <w:tbl>
@@ -1136,7 +1136,7 @@
           <w:sz w:val="24"/>
           <w:szCs w:val="24"/>
         </w:rPr>
-        <w:t>The Agency shall maintain a current inventory of all hardware, software, and firmware assets in the Master Asset Inventory. The {directorName} approves the inventory, and it is reviewed at least [annually].</w:t>
+        <w:t>The Agency shall maintain a current inventory of all hardware, software, and firmware assets in the Master Asset Inventory. The [Director / Coordinator] approves the inventory, and it is reviewed at least [annually].</w:t>
       </w:r>
     </w:p>
     <w:p>
@@ -1246,7 +1246,7 @@
           <w:sz w:val="24"/>
           <w:szCs w:val="24"/>
         </w:rPr>
-        <w:t>Personnel are responsible for following this policy and the procedures issued under it, protecting their credentials and Agency data, and reporting suspected security or privacy concerns to the {directorName}.</w:t>
+        <w:t>Personnel are responsible for following this policy and the procedures issued under it, protecting their credentials and Agency data, and reporting suspected security or privacy concerns to the [Director / Coordinator].</w:t>
       </w:r>
     </w:p>
     <w:p>
@@ -1415,7 +1415,7 @@
                 <w:sz w:val="24"/>
                 <w:szCs w:val="24"/>
               </w:rPr>
-              <w:t xml:space="preserve">{directorName}</w:t>
+              <w:t xml:space="preserve">[Director / Coordinator]</w:t>
             </w:r>
           </w:p>
         </w:tc>
@@ -1691,7 +1691,7 @@
           <w:sz w:val="24"/>
           <w:szCs w:val="24"/>
         </w:rPr>
-        <w:t>The {directorName} monitors compliance with this policy. Violations are handled under the Agency's [personnel / corrective-action process]. Repeated or willful violations may result in loss of system access and disciplinary action. Where a violation involves CJIS-regulated data, the Agency also follows the reporting requirements of the CJIS Security Policy and IDACS.</w:t>
+        <w:t>The [Director / Coordinator] monitors compliance with this policy. Violations are handled under the Agency's [personnel / corrective-action process]. Repeated or willful violations may result in loss of system access and disciplinary action. Where a violation involves CJIS-regulated data, the Agency also follows the reporting requirements of the CJIS Security Policy and IDACS.</w:t>
       </w:r>
     </w:p>
     <w:p>
@@ -1741,7 +1741,7 @@
           <w:sz w:val="24"/>
           <w:szCs w:val="24"/>
         </w:rPr>
-        <w:t>Exceptions to this policy require written approval from the {directorName}. A request must state the control affected, the reason, any compensating measures, and an end date. Approved exceptions are recorded in the Risk Register and reviewed at least [annually] or when the underlying condition changes.</w:t>
+        <w:t>Exceptions to this policy require written approval from the [Director / Coordinator]. A request must state the control affected, the reason, any compensating measures, and an end date. Approved exceptions are recorded in the Risk Register and reviewed at least [annually] or when the underlying condition changes.</w:t>
       </w:r>
     </w:p>
     <w:p>
@@ -1791,7 +1791,7 @@
           <w:sz w:val="24"/>
           <w:szCs w:val="24"/>
         </w:rPr>
-        <w:t>This policy is reviewed at least annually and after any significant change to the Agency's systems, threats, or legal obligations, by the {directorName}. Each review and approval is recorded in the Policy Review &amp; Approval Log.</w:t>
+        <w:t>This policy is reviewed at least annually and after any significant change to the Agency's systems, threats, or legal obligations, by the [Director / Coordinator]. Each review and approval is recorded in the Policy Review &amp; Approval Log.</w:t>
       </w:r>
     </w:p>
     <w:p>
@@ -2274,7 +2274,7 @@
                 <w:sz w:val="24"/>
                 <w:szCs w:val="24"/>
               </w:rPr>
-              <w:t xml:space="preserve">    HEA 1169 (2021) — Cyber Incident Reporting to IOT</w:t>
+              <w:t xml:space="preserve">    HEA 1169 (2021): Cyber Incident Reporting to IOT</w:t>
             </w:r>
           </w:p>
           <w:p>
@@ -2291,7 +2291,7 @@
                 <w:sz w:val="24"/>
                 <w:szCs w:val="24"/>
               </w:rPr>
-              <w:t xml:space="preserve">    IC 24-4.9 — Data Breach Notification</w:t>
+              <w:t xml:space="preserve">    IC 24-4.9: Data Breach Notification</w:t>
             </w:r>
           </w:p>
           <w:p>
@@ -2308,7 +2308,7 @@
                 <w:sz w:val="24"/>
                 <w:szCs w:val="24"/>
               </w:rPr>
-              <w:t xml:space="preserve">    240 IAC 5 — IDACS Security</w:t>
+              <w:t xml:space="preserve">    240 IAC 5: IDACS Security</w:t>
             </w:r>
           </w:p>
           <w:p>
@@ -2523,7 +2523,7 @@
                 <w:sz w:val="24"/>
                 <w:szCs w:val="24"/>
               </w:rPr>
-              <w:t xml:space="preserve">{approvingOfficialTitle}</w:t>
+              <w:t xml:space="preserve">[Approving official / title]</w:t>
             </w:r>
           </w:p>
         </w:tc>
@@ -2610,7 +2610,7 @@
                 <w:sz w:val="24"/>
                 <w:szCs w:val="24"/>
               </w:rPr>
-              <w:t xml:space="preserve">{ownerRole}</w:t>
+              <w:t xml:space="preserve">[Owner role]</w:t>
             </w:r>
           </w:p>
         </w:tc>
@@ -2862,7 +2862,7 @@
                 <w:sz w:val="24"/>
                 <w:szCs w:val="24"/>
               </w:rPr>
-              <w:t xml:space="preserve">{version}</w:t>
+              <w:t xml:space="preserve">[#]</w:t>
             </w:r>
           </w:p>
         </w:tc>
@@ -2893,7 +2893,7 @@
                 <w:sz w:val="24"/>
                 <w:szCs w:val="24"/>
               </w:rPr>
-              <w:t xml:space="preserve">{effectiveDate}</w:t>
+              <w:t xml:space="preserve">[Date]</w:t>
             </w:r>
           </w:p>
         </w:tc>
@@ -2924,7 +2924,7 @@
                 <w:sz w:val="24"/>
                 <w:szCs w:val="24"/>
               </w:rPr>
-              <w:t xml:space="preserve">{reviewerRole}</w:t>
+              <w:t xml:space="preserve">[Role]</w:t>
             </w:r>
           </w:p>
         </w:tc>
@@ -2955,7 +2955,7 @@
                 <w:sz w:val="24"/>
                 <w:szCs w:val="24"/>
               </w:rPr>
-              <w:t xml:space="preserve">{revisionNote}</w:t>
+              <w:t xml:space="preserve">[Initial issue]</w:t>
             </w:r>
           </w:p>
         </w:tc>
@@ -3075,7 +3075,7 @@
                 <w:sz w:val="24"/>
                 <w:szCs w:val="24"/>
               </w:rPr>
-              <w:t>Agency-supplied values left in brackets: {agencyName}, signing official, owner role, version, effective and review dates, and the asset-inventory and exception review cadences.</w:t>
+              <w:t>Agency-supplied values left in brackets: [Agency Name], signing official, owner role, version, effective and review dates, and the asset-inventory and exception review cadences.</w:t>
             </w:r>
           </w:p>
         </w:tc>

--- a/public/templates/forms/A-002-CybersecurityPrivacyPolicy-FORM.docx
+++ b/public/templates/forms/A-002-CybersecurityPrivacyPolicy-FORM.docx
@@ -34,6 +34,9 @@
         <w:gridCol w:w="9360"/>
       </w:tblGrid>
       <w:tr>
+        <w:trPr>
+          <w:cantSplit/>
+        </w:trPr>
         <w:tc>
           <w:tcPr>
             <w:tcW w:type="dxa" w:w="9360"/>
@@ -316,6 +319,9 @@
         <w:gridCol w:w="9360"/>
       </w:tblGrid>
       <w:tr>
+        <w:trPr>
+          <w:cantSplit/>
+        </w:trPr>
         <w:tc>
           <w:tcPr>
             <w:tcW w:type="dxa" w:w="9360"/>
@@ -740,6 +746,7 @@
       </w:tblGrid>
       <w:tr>
         <w:trPr>
+          <w:cantSplit/>
           <w:tblHeader/>
         </w:trPr>
         <w:tc>
@@ -806,6 +813,9 @@
         </w:tc>
       </w:tr>
       <w:tr>
+        <w:trPr>
+          <w:cantSplit/>
+        </w:trPr>
         <w:tc>
           <w:tcPr>
             <w:tcW w:type="dxa" w:w="3000"/>
@@ -870,6 +880,9 @@
         </w:tc>
       </w:tr>
       <w:tr>
+        <w:trPr>
+          <w:cantSplit/>
+        </w:trPr>
         <w:tc>
           <w:tcPr>
             <w:tcW w:type="dxa" w:w="3000"/>
@@ -934,6 +947,9 @@
         </w:tc>
       </w:tr>
       <w:tr>
+        <w:trPr>
+          <w:cantSplit/>
+        </w:trPr>
         <w:tc>
           <w:tcPr>
             <w:tcW w:type="dxa" w:w="3000"/>
@@ -998,6 +1014,9 @@
         </w:tc>
       </w:tr>
       <w:tr>
+        <w:trPr>
+          <w:cantSplit/>
+        </w:trPr>
         <w:tc>
           <w:tcPr>
             <w:tcW w:type="dxa" w:w="3000"/>
@@ -1322,6 +1341,7 @@
       </w:tblGrid>
       <w:tr>
         <w:trPr>
+          <w:cantSplit/>
           <w:tblHeader/>
         </w:trPr>
         <w:tc>
@@ -1388,6 +1408,9 @@
         </w:tc>
       </w:tr>
       <w:tr>
+        <w:trPr>
+          <w:cantSplit/>
+        </w:trPr>
         <w:tc>
           <w:tcPr>
             <w:tcW w:type="dxa" w:w="3000"/>
@@ -1452,6 +1475,9 @@
         </w:tc>
       </w:tr>
       <w:tr>
+        <w:trPr>
+          <w:cantSplit/>
+        </w:trPr>
         <w:tc>
           <w:tcPr>
             <w:tcW w:type="dxa" w:w="3000"/>
@@ -1516,6 +1542,9 @@
         </w:tc>
       </w:tr>
       <w:tr>
+        <w:trPr>
+          <w:cantSplit/>
+        </w:trPr>
         <w:tc>
           <w:tcPr>
             <w:tcW w:type="dxa" w:w="3000"/>
@@ -1580,6 +1609,9 @@
         </w:tc>
       </w:tr>
       <w:tr>
+        <w:trPr>
+          <w:cantSplit/>
+        </w:trPr>
         <w:tc>
           <w:tcPr>
             <w:tcW w:type="dxa" w:w="3000"/>
@@ -1845,6 +1877,7 @@
       </w:tblGrid>
       <w:tr>
         <w:trPr>
+          <w:cantSplit/>
           <w:tblHeader/>
         </w:trPr>
         <w:tc>
@@ -1911,6 +1944,9 @@
         </w:tc>
       </w:tr>
       <w:tr>
+        <w:trPr>
+          <w:cantSplit/>
+        </w:trPr>
         <w:tc>
           <w:tcPr>
             <w:tcW w:type="dxa" w:w="3200"/>
@@ -1975,6 +2011,9 @@
         </w:tc>
       </w:tr>
       <w:tr>
+        <w:trPr>
+          <w:cantSplit/>
+        </w:trPr>
         <w:tc>
           <w:tcPr>
             <w:tcW w:type="dxa" w:w="3200"/>
@@ -2039,6 +2078,9 @@
         </w:tc>
       </w:tr>
       <w:tr>
+        <w:trPr>
+          <w:cantSplit/>
+        </w:trPr>
         <w:tc>
           <w:tcPr>
             <w:tcW w:type="dxa" w:w="3200"/>
@@ -2174,6 +2216,9 @@
         <w:gridCol w:w="9360"/>
       </w:tblGrid>
       <w:tr>
+        <w:trPr>
+          <w:cantSplit/>
+        </w:trPr>
         <w:tc>
           <w:tcPr>
             <w:tcW w:type="dxa" w:w="9360"/>
@@ -2368,6 +2413,7 @@
       </w:tblGrid>
       <w:tr>
         <w:trPr>
+          <w:cantSplit/>
           <w:tblHeader/>
         </w:trPr>
         <w:tc>
@@ -2496,6 +2542,9 @@
         </w:tc>
       </w:tr>
       <w:tr>
+        <w:trPr>
+          <w:cantSplit/>
+        </w:trPr>
         <w:tc>
           <w:tcPr>
             <w:tcW w:type="dxa" w:w="3000"/>
@@ -2583,6 +2632,9 @@
         </w:tc>
       </w:tr>
       <w:tr>
+        <w:trPr>
+          <w:cantSplit/>
+        </w:trPr>
         <w:tc>
           <w:tcPr>
             <w:tcW w:type="dxa" w:w="3000"/>
@@ -2707,6 +2759,7 @@
       </w:tblGrid>
       <w:tr>
         <w:trPr>
+          <w:cantSplit/>
           <w:tblHeader/>
         </w:trPr>
         <w:tc>
@@ -2835,6 +2888,9 @@
         </w:tc>
       </w:tr>
       <w:tr>
+        <w:trPr>
+          <w:cantSplit/>
+        </w:trPr>
         <w:tc>
           <w:tcPr>
             <w:tcW w:type="dxa" w:w="1300"/>
@@ -2982,6 +3038,9 @@
         <w:gridCol w:w="9360"/>
       </w:tblGrid>
       <w:tr>
+        <w:trPr>
+          <w:cantSplit/>
+        </w:trPr>
         <w:tc>
           <w:tcPr>
             <w:tcW w:type="dxa" w:w="9360"/>
@@ -3081,6 +3140,7 @@
         </w:tc>
       </w:tr>
     </w:tbl>
+    <w:p/>
     <w:sectPr>
       <w:headerReference w:type="default" r:id="rId7"/>
       <w:footerReference w:type="default" r:id="rId8"/>
@@ -3091,10 +3151,6 @@
     </w:sectPr>
   </w:body>
 </w:document>
-</file>
-
-<file path=word/comments.xml><?xml version="1.0" encoding="utf-8"?>
-<w:comments xmlns:cx="http://schemas.microsoft.com/office/drawing/2014/chartex" xmlns:cx1="http://schemas.microsoft.com/office/drawing/2015/9/8/chartex" xmlns:cx2="http://schemas.microsoft.com/office/drawing/2015/10/21/chartex" xmlns:cx3="http://schemas.microsoft.com/office/drawing/2016/5/9/chartex" xmlns:cx4="http://schemas.microsoft.com/office/drawing/2016/5/10/chartex" xmlns:cx5="http://schemas.microsoft.com/office/drawing/2016/5/11/chartex" xmlns:cx6="http://schemas.microsoft.com/office/drawing/2016/5/12/chartex" xmlns:cx7="http://schemas.microsoft.com/office/drawing/2016/5/13/chartex" xmlns:cx8="http://schemas.microsoft.com/office/drawing/2016/5/14/chartex" xmlns:mc="http://schemas.openxmlformats.org/markup-compatibility/2006" xmlns:aink="http://schemas.microsoft.com/office/drawing/2016/ink" xmlns:am3d="http://schemas.microsoft.com/office/drawing/2017/model3d" xmlns:o="urn:schemas-microsoft-com:office:office" xmlns:r="http://schemas.openxmlformats.org/officeDocument/2006/relationships" xmlns:m="http://schemas.openxmlformats.org/officeDocument/2006/math" xmlns:v="urn:schemas-microsoft-com:vml" xmlns:wp14="http://schemas.microsoft.com/office/word/2010/wordprocessingDrawing" xmlns:wp="http://schemas.openxmlformats.org/drawingml/2006/wordprocessingDrawing" xmlns:w10="urn:schemas-microsoft-com:office:word" xmlns:w="http://schemas.openxmlformats.org/wordprocessingml/2006/main" xmlns:w14="http://schemas.microsoft.com/office/word/2010/wordml" xmlns:w15="http://schemas.microsoft.com/office/word/2012/wordml" xmlns:w16cex="http://schemas.microsoft.com/office/word/2018/wordml/cex" xmlns:w16cid="http://schemas.microsoft.com/office/word/2016/wordml/cid" xmlns:w16="http://schemas.microsoft.com/office/word/2018/wordml" xmlns:w16sdtdh="http://schemas.microsoft.com/office/word/2020/wordml/sdtdatahash" xmlns:w16se="http://schemas.microsoft.com/office/word/2015/wordml/symex" xmlns:wpg="http://schemas.microsoft.com/office/word/2010/wordprocessingGroup" xmlns:wpi="http://schemas.microsoft.com/office/word/2010/wordprocessingInk" xmlns:wne="http://schemas.microsoft.com/office/word/2006/wordml" xmlns:wps="http://schemas.microsoft.com/office/word/2010/wordprocessingShape"/>
 </file>
 
 <file path=word/endnotes.xml><?xml version="1.0" encoding="utf-8"?>
@@ -3505,37 +3561,24 @@
       <w:szCs w:val="56"/>
     </w:rPr>
   </w:style>
-  <w:style w:type="paragraph" w:styleId="Heading1">
-    <w:name w:val="Heading 1"/>
-    <w:basedOn w:val="Normal"/>
-    <w:next w:val="Normal"/>
-    <w:qFormat/>
-    <w:rPr>
-      <w:color w:val="2E74B5"/>
-      <w:sz w:val="32"/>
-      <w:szCs w:val="32"/>
-    </w:rPr>
-  </w:style>
-  <w:style w:type="paragraph" w:styleId="Heading2">
-    <w:name w:val="Heading 2"/>
-    <w:basedOn w:val="Normal"/>
-    <w:next w:val="Normal"/>
-    <w:qFormat/>
-    <w:rPr>
-      <w:color w:val="2E74B5"/>
-      <w:sz w:val="26"/>
-      <w:szCs w:val="26"/>
-    </w:rPr>
-  </w:style>
   <w:style w:type="paragraph" w:styleId="Heading3">
     <w:name w:val="Heading 3"/>
     <w:basedOn w:val="Normal"/>
     <w:next w:val="Normal"/>
     <w:qFormat/>
+    <w:pPr>
+      <w:keepNext/>
+      <w:keepLines/>
+      <w:spacing w:after="100" w:before="220"/>
+      <w:outlineLvl w:val="2"/>
+    </w:pPr>
     <w:rPr>
-      <w:color w:val="1F4D78"/>
-      <w:sz w:val="24"/>
-      <w:szCs w:val="24"/>
+      <w:rFonts w:ascii="Aptos" w:cs="Aptos" w:eastAsia="Aptos" w:hAnsi="Aptos"/>
+      <w:b/>
+      <w:bCs/>
+      <w:color w:val="1B3A5C"/>
+      <w:sz w:val="26"/>
+      <w:szCs w:val="26"/>
     </w:rPr>
   </w:style>
   <w:style w:type="paragraph" w:styleId="Heading4">
@@ -3543,10 +3586,19 @@
     <w:basedOn w:val="Normal"/>
     <w:next w:val="Normal"/>
     <w:qFormat/>
+    <w:pPr>
+      <w:keepNext/>
+      <w:keepLines/>
+      <w:spacing w:after="100" w:before="220"/>
+      <w:outlineLvl w:val="3"/>
+    </w:pPr>
     <w:rPr>
-      <w:i/>
-      <w:iCs/>
-      <w:color w:val="2E74B5"/>
+      <w:rFonts w:ascii="Aptos" w:cs="Aptos" w:eastAsia="Aptos" w:hAnsi="Aptos"/>
+      <w:b/>
+      <w:bCs/>
+      <w:color w:val="1B3A5C"/>
+      <w:sz w:val="24"/>
+      <w:szCs w:val="24"/>
     </w:rPr>
   </w:style>
   <w:style w:type="paragraph" w:styleId="Heading5">
@@ -3554,8 +3606,19 @@
     <w:basedOn w:val="Normal"/>
     <w:next w:val="Normal"/>
     <w:qFormat/>
+    <w:pPr>
+      <w:keepNext/>
+      <w:keepLines/>
+      <w:spacing w:after="100" w:before="220"/>
+      <w:outlineLvl w:val="4"/>
+    </w:pPr>
     <w:rPr>
-      <w:color w:val="2E74B5"/>
+      <w:rFonts w:ascii="Aptos" w:cs="Aptos" w:eastAsia="Aptos" w:hAnsi="Aptos"/>
+      <w:b/>
+      <w:bCs/>
+      <w:color w:val="1B3A5C"/>
+      <w:sz w:val="24"/>
+      <w:szCs w:val="24"/>
     </w:rPr>
   </w:style>
   <w:style w:type="paragraph" w:styleId="Heading6">
@@ -3563,8 +3626,19 @@
     <w:basedOn w:val="Normal"/>
     <w:next w:val="Normal"/>
     <w:qFormat/>
+    <w:pPr>
+      <w:keepNext/>
+      <w:keepLines/>
+      <w:spacing w:after="100" w:before="220"/>
+      <w:outlineLvl w:val="5"/>
+    </w:pPr>
     <w:rPr>
-      <w:color w:val="1F4D78"/>
+      <w:rFonts w:ascii="Aptos" w:cs="Aptos" w:eastAsia="Aptos" w:hAnsi="Aptos"/>
+      <w:b/>
+      <w:bCs/>
+      <w:color w:val="1B3A5C"/>
+      <w:sz w:val="24"/>
+      <w:szCs w:val="24"/>
     </w:rPr>
   </w:style>
   <w:style w:type="paragraph" w:styleId="Strong">
@@ -3672,6 +3746,8 @@
     <w:next w:val="Normal"/>
     <w:qFormat/>
     <w:pPr>
+      <w:keepNext/>
+      <w:keepLines/>
       <w:spacing w:after="160" w:before="240"/>
       <w:outlineLvl w:val="0"/>
     </w:pPr>
@@ -3690,6 +3766,8 @@
     <w:next w:val="Normal"/>
     <w:qFormat/>
     <w:pPr>
+      <w:keepNext/>
+      <w:keepLines/>
       <w:spacing w:after="100" w:before="220"/>
       <w:outlineLvl w:val="1"/>
     </w:pPr>
